--- a/ind/docx/56.content.docx
+++ b/ind/docx/56.content.docx
@@ -136,13 +136,6 @@
         <w:rPr>
           <w:lang w:val="id_ID" w:bidi="id_ID"/>
         </w:rPr>
-      </w:r>
-      <w:r>
-        <w:rPr>
-          <w:i/>
-          <w:lang w:val="id_ID" w:bidi="id_ID"/>
-        </w:rPr>
-        <w:t>Titus 1:1, Titus 1:2, Titus 1:2 (#2), Titus 1:3, Titus 1:4, Titus 1:6, Titus 1:7, Titus 1:7 (#2), Titus 1:8, Titus 1:9, Titus 1:11, Titus 1:11 (#2), Titus 1:13, Titus 1:14, Titus 1:15, Titus 1:16, Titus 2:2, Titus 2:3, Titus 2:4, Titus 2:7, Titus 2:8, Titus 2:9, Titus 2:10, Titus 2:11, Titus 2:12, Titus 2:13, Titus 2:14, Titus 3:1, Titus 3:3, Titus 3:5, Titus 3:5 (#2), Titus 3:7, Titus 3:8, Titus 3:9, Titus 3:10, Titus 3:14</w:t>
       </w:r>
       <w:r>
         <w:rPr>

--- a/ind/docx/56.content.docx
+++ b/ind/docx/56.content.docx
@@ -123,19 +123,6 @@
           <w:lang w:val="id_ID" w:bidi="id_ID"/>
         </w:rPr>
         <w:t>TIT</w:t>
-      </w:r>
-      <w:r>
-        <w:rPr>
-          <w:lang w:val="id_ID" w:bidi="id_ID"/>
-        </w:rPr>
-      </w:r>
-    </w:p>
-    <w:p>
-      <w:pPr/>
-      <w:r>
-        <w:rPr>
-          <w:lang w:val="id_ID" w:bidi="id_ID"/>
-        </w:rPr>
       </w:r>
       <w:r>
         <w:rPr>

--- a/ind/docx/56.content.docx
+++ b/ind/docx/56.content.docx
@@ -19,7 +19,7 @@
         <w:rPr>
           <w:lang w:val="id_ID" w:bidi="id_ID"/>
         </w:rPr>
-        <w:t>Resource: Pertanyaan Terjemahan (unfoldingWord)</w:t>
+        <w:t>Resource: unfoldingWord® Translation Questions</w:t>
       </w:r>
       <w:r>
         <w:rPr>
@@ -85,7 +85,7 @@
         <w:rPr>
           <w:lang w:val="id_ID" w:bidi="id_ID"/>
         </w:rPr>
-        <w:t>Pertanyaan Terjemahan (unfoldingWord)</w:t>
+        <w:t>unfoldingWord® Translation Questions</w:t>
       </w:r>
     </w:p>
     <w:p>
